--- a/document-templates/self-employed/02_Professional_Portfolio_SelfEmployed_TEMPLATE.docx
+++ b/document-templates/self-employed/02_Professional_Portfolio_SelfEmployed_TEMPLATE.docx
@@ -11,6 +11,8 @@
           <w:rFonts w:ascii="Arial" w:cs="Arial" w:eastAsia="Arial" w:hAnsi="Arial"/>
           <w:b/>
           <w:bCs/>
+          <w:color w:val="1F3864"/>
+          <w:sz w:val="32"/>
         </w:rPr>
         <w:t xml:space="preserve">Template 02 — Professional Portfolio — Self-Employed (Sole Trader / Freelancer)</w:t>
       </w:r>
@@ -33,6 +35,9 @@
       <w:r>
         <w:rPr>
           <w:rFonts w:ascii="Arial" w:cs="Arial" w:eastAsia="Arial" w:hAnsi="Arial"/>
+          <w:b/>
+          <w:color w:val="1F3864"/>
+          <w:sz w:val="26"/>
         </w:rPr>
         <w:t xml:space="preserve">Evidence you MUST attach (final page of this document)</w:t>
       </w:r>
@@ -85,6 +90,9 @@
       <w:r>
         <w:rPr>
           <w:rFonts w:ascii="Arial" w:cs="Arial" w:eastAsia="Arial" w:hAnsi="Arial"/>
+          <w:b/>
+          <w:color w:val="1F3864"/>
+          <w:sz w:val="26"/>
         </w:rPr>
         <w:t xml:space="preserve">Source documents you’ll need to fill this in</w:t>
       </w:r>
@@ -141,6 +149,9 @@
       <w:r>
         <w:rPr>
           <w:rFonts w:ascii="Arial" w:cs="Arial" w:eastAsia="Arial" w:hAnsi="Arial"/>
+          <w:b/>
+          <w:color w:val="1F3864"/>
+          <w:sz w:val="26"/>
         </w:rPr>
         <w:t xml:space="preserve">How to use this template</w:t>
       </w:r>
@@ -309,6 +320,8 @@
           <w:rFonts w:ascii="Arial" w:cs="Arial" w:eastAsia="Arial" w:hAnsi="Arial"/>
           <w:b/>
           <w:bCs/>
+          <w:color w:val="1F3864"/>
+          <w:sz w:val="32"/>
         </w:rPr>
         <w:t xml:space="preserve">Professional Portfolio</w:t>
       </w:r>
@@ -341,6 +354,9 @@
       <w:r>
         <w:rPr>
           <w:rFonts w:ascii="Arial" w:cs="Arial" w:eastAsia="Arial" w:hAnsi="Arial"/>
+          <w:b/>
+          <w:color w:val="1F3864"/>
+          <w:sz w:val="26"/>
         </w:rPr>
         <w:t xml:space="preserve">About the Applicant</w:t>
       </w:r>
@@ -1117,6 +1133,9 @@
       <w:r>
         <w:rPr>
           <w:rFonts w:ascii="Arial" w:cs="Arial" w:eastAsia="Arial" w:hAnsi="Arial"/>
+          <w:b/>
+          <w:color w:val="1F3864"/>
+          <w:sz w:val="26"/>
         </w:rPr>
         <w:t xml:space="preserve">Services</w:t>
       </w:r>
@@ -1166,6 +1185,9 @@
       <w:r>
         <w:rPr>
           <w:rFonts w:ascii="Arial" w:cs="Arial" w:eastAsia="Arial" w:hAnsi="Arial"/>
+          <w:b/>
+          <w:color w:val="1F3864"/>
+          <w:sz w:val="26"/>
         </w:rPr>
         <w:t xml:space="preserve">Representative Clients</w:t>
       </w:r>
@@ -1500,6 +1522,9 @@
       <w:r>
         <w:rPr>
           <w:rFonts w:ascii="Arial" w:cs="Arial" w:eastAsia="Arial" w:hAnsi="Arial"/>
+          <w:b/>
+          <w:color w:val="1F3864"/>
+          <w:sz w:val="26"/>
         </w:rPr>
         <w:t xml:space="preserve">Qualifications</w:t>
       </w:r>
@@ -1541,6 +1566,9 @@
       <w:r>
         <w:rPr>
           <w:rFonts w:ascii="Arial" w:cs="Arial" w:eastAsia="Arial" w:hAnsi="Arial"/>
+          <w:b/>
+          <w:color w:val="1F3864"/>
+          <w:sz w:val="26"/>
         </w:rPr>
         <w:t xml:space="preserve">Declaration</w:t>
       </w:r>
@@ -1646,6 +1674,8 @@
           <w:rFonts w:ascii="Arial" w:cs="Arial" w:eastAsia="Arial" w:hAnsi="Arial"/>
           <w:b/>
           <w:bCs/>
+          <w:color w:val="1F3864"/>
+          <w:sz w:val="32"/>
         </w:rPr>
         <w:t xml:space="preserve">Evidence Appendix</w:t>
       </w:r>

--- a/document-templates/self-employed/02_Professional_Portfolio_SelfEmployed_TEMPLATE.docx
+++ b/document-templates/self-employed/02_Professional_Portfolio_SelfEmployed_TEMPLATE.docx
@@ -1733,6 +1733,7 @@
                 <w:rFonts w:ascii="Arial" w:cs="Arial" w:eastAsia="Arial" w:hAnsi="Arial"/>
                 <w:b/>
                 <w:bCs/>
+                <w:color w:val="C00000"/>
                 <w:sz w:val="21"/>
                 <w:szCs w:val="21"/>
               </w:rPr>
@@ -1748,7 +1749,7 @@
                 <w:rFonts w:ascii="Arial" w:cs="Arial" w:eastAsia="Arial" w:hAnsi="Arial"/>
                 <w:i/>
                 <w:iCs/>
-                <w:color w:val="595959"/>
+                <w:color w:val="C00000"/>
                 <w:sz w:val="18"/>
                 <w:szCs w:val="18"/>
               </w:rPr>
@@ -1815,6 +1816,7 @@
                 <w:rFonts w:ascii="Arial" w:cs="Arial" w:eastAsia="Arial" w:hAnsi="Arial"/>
                 <w:b/>
                 <w:bCs/>
+                <w:color w:val="C00000"/>
                 <w:sz w:val="21"/>
                 <w:szCs w:val="21"/>
               </w:rPr>
@@ -1830,7 +1832,7 @@
                 <w:rFonts w:ascii="Arial" w:cs="Arial" w:eastAsia="Arial" w:hAnsi="Arial"/>
                 <w:i/>
                 <w:iCs/>
-                <w:color w:val="595959"/>
+                <w:color w:val="C00000"/>
                 <w:sz w:val="18"/>
                 <w:szCs w:val="18"/>
               </w:rPr>

--- a/document-templates/self-employed/02_Professional_Portfolio_SelfEmployed_TEMPLATE.docx
+++ b/document-templates/self-employed/02_Professional_Portfolio_SelfEmployed_TEMPLATE.docx
@@ -774,7 +774,7 @@
                 <w:color w:val="1F3864"/>
                 <w:shd w:fill="D9E6F5" w:val="clear"/>
               </w:rPr>
-              <w:t xml:space="preserve">[SCHEME — e.g. ’UK Self Assessment (UTR held)’]</w:t>
+              <w:t>[SCHEME + YOUR ACTUAL NUMBER — e.g. 'UK Self Assessment, UTR 1234567890']</w:t>
             </w:r>
           </w:p>
         </w:tc>
